--- a/winnow-probe-fbat/PROBE-FBAT-FINDINGS.docx
+++ b/winnow-probe-fbat/PROBE-FBAT-FINDINGS.docx
@@ -15,7 +15,7 @@
         <w:pStyle w:val="Subtitle"/>
       </w:pPr>
       <w:r>
-        <w:t xml:space="preserve">F-BATTERY, two runs back to back. Eleven constructed résumés against the Happily Customer Success Associate JD. Winnow pipeline, E1 v2.6, E2 v27.6.</w:t>
+        <w:t xml:space="preserve">F-BATTERY, four runs. Eleven constructed résumés against the Happily Customer Success Associate JD, plus the INTAKE-FIX-03 addendum. Winnow pipeline, E1 v2.6, E2 v27.6.</w:t>
       </w:r>
     </w:p>
     <w:p>
@@ -23,7 +23,7 @@
         <w:pStyle w:val="Date"/>
       </w:pPr>
       <w:r>
-        <w:t xml:space="preserve">Run date 2026-09-05 · reported 2026-09-06 · for the master thread</w:t>
+        <w:t xml:space="preserve">Run dates 2026-09-05 · reported 2026-09-06 · for the master thread</w:t>
       </w:r>
     </w:p>
     <w:bookmarkStart w:id="9" w:name="what-this-is"/>
@@ -55,7 +55,7 @@
         <w:t xml:space="preserve"> </w:t>
       </w:r>
       <w:r>
-        <w:t xml:space="preserve">(139 pp). Everything here is in that</w:t>
+        <w:t xml:space="preserve">(148 pp). Everything here is in that</w:t>
       </w:r>
       <w:r>
         <w:t xml:space="preserve"> </w:t>
@@ -115,100 +115,25 @@
           <w:b/>
           <w:bCs/>
         </w:rPr>
-        <w:t xml:space="preserve">Setup held.</w:t>
-      </w:r>
-      <w:r>
-        <w:t xml:space="preserve"> </w:t>
-      </w:r>
-      <w:r>
-        <w:t xml:space="preserve">All four hashes in the brief match.</w:t>
-      </w:r>
-      <w:r>
-        <w:t xml:space="preserve"> </w:t>
-      </w:r>
-      <w:r>
-        <w:rPr>
-          <w:rStyle w:val="VerbatimChar"/>
-        </w:rPr>
-        <w:t xml:space="preserve">load_verified_assets()</w:t>
-      </w:r>
-      <w:r>
-        <w:t xml:space="preserve"> </w:t>
-      </w:r>
-      <w:r>
-        <w:t xml:space="preserve">was</w:t>
-      </w:r>
-      <w:r>
-        <w:t xml:space="preserve"> </w:t>
-      </w:r>
-      <w:r>
-        <w:t xml:space="preserve">silent before the runs and after. No asset,</w:t>
-      </w:r>
-      <w:r>
-        <w:t xml:space="preserve"> </w:t>
-      </w:r>
-      <w:r>
-        <w:rPr>
-          <w:rStyle w:val="VerbatimChar"/>
-        </w:rPr>
-        <w:t xml:space="preserve">run.py</w:t>
-      </w:r>
-      <w:r>
-        <w:t xml:space="preserve">,</w:t>
-      </w:r>
-      <w:r>
-        <w:t xml:space="preserve"> </w:t>
-      </w:r>
-      <w:r>
-        <w:rPr>
-          <w:rStyle w:val="VerbatimChar"/>
-        </w:rPr>
-        <w:t xml:space="preserve">intake.py</w:t>
-      </w:r>
-      <w:r>
-        <w:t xml:space="preserve">,</w:t>
-      </w:r>
-      <w:r>
-        <w:t xml:space="preserve"> </w:t>
-      </w:r>
-      <w:r>
-        <w:rPr>
-          <w:rStyle w:val="VerbatimChar"/>
-        </w:rPr>
-        <w:t xml:space="preserve">engines.py</w:t>
-      </w:r>
-      <w:r>
-        <w:t xml:space="preserve"> </w:t>
-      </w:r>
-      <w:r>
-        <w:t xml:space="preserve">or</w:t>
-      </w:r>
-      <w:r>
-        <w:t xml:space="preserve"> </w:t>
-      </w:r>
-      <w:r>
-        <w:rPr>
-          <w:rStyle w:val="VerbatimChar"/>
-        </w:rPr>
-        <w:t xml:space="preserve">config.json</w:t>
-      </w:r>
-      <w:r>
-        <w:t xml:space="preserve"> </w:t>
-      </w:r>
-      <w:r>
-        <w:t xml:space="preserve">was added, edited or replaced. There is no</w:t>
-      </w:r>
-      <w:r>
-        <w:t xml:space="preserve"> </w:t>
-      </w:r>
-      <w:r>
-        <w:rPr>
-          <w:rStyle w:val="VerbatimChar"/>
-        </w:rPr>
-        <w:t xml:space="preserve">HASH MISMATCH</w:t>
-      </w:r>
-      <w:r>
-        <w:t xml:space="preserve">.</w:t>
+        <w:t xml:space="preserve">Four runs.</w:t>
+      </w:r>
+      <w:r>
+        <w:t xml:space="preserve"> </w:t>
+      </w:r>
+      <w:r>
+        <w:t xml:space="preserve">A and B are the F-battery proper: all eleven fixtures, twice.</w:t>
+      </w:r>
+      <w:r>
+        <w:t xml:space="preserve"> </w:t>
+      </w:r>
+      <w:r>
+        <w:t xml:space="preserve">C and D are the addendum: after installing the ratified INTAKE-FIX-03 /</w:t>
+      </w:r>
+      <w:r>
+        <w:t xml:space="preserve"> </w:t>
+      </w:r>
+      <w:r>
+        <w:t xml:space="preserve">PIPELINE-FIX-05, the two fixtures A and B could not evaluate were re-run, twice.</w:t>
       </w:r>
     </w:p>
     <w:p>
@@ -220,19 +145,118 @@
           <w:b/>
           <w:bCs/>
         </w:rPr>
-        <w:t xml:space="preserve">Both runs completed straight through.</w:t>
-      </w:r>
-      <w:r>
-        <w:t xml:space="preserve"> </w:t>
-      </w:r>
-      <w:r>
-        <w:t xml:space="preserve">74 provider calls, zero failures, zero</w:t>
-      </w:r>
-      <w:r>
-        <w:t xml:space="preserve"> </w:t>
-      </w:r>
-      <w:r>
-        <w:t xml:space="preserve">retries, every one</w:t>
+        <w:t xml:space="preserve">Setup held throughout.</w:t>
+      </w:r>
+      <w:r>
+        <w:t xml:space="preserve"> </w:t>
+      </w:r>
+      <w:r>
+        <w:t xml:space="preserve">All four hashes in the original brief match, and both</w:t>
+      </w:r>
+      <w:r>
+        <w:t xml:space="preserve"> </w:t>
+      </w:r>
+      <w:r>
+        <w:t xml:space="preserve">replacement hashes in the addendum match.</w:t>
+      </w:r>
+      <w:r>
+        <w:t xml:space="preserve"> </w:t>
+      </w:r>
+      <w:r>
+        <w:rPr>
+          <w:rStyle w:val="VerbatimChar"/>
+        </w:rPr>
+        <w:t xml:space="preserve">load_verified_assets()</w:t>
+      </w:r>
+      <w:r>
+        <w:t xml:space="preserve"> </w:t>
+      </w:r>
+      <w:r>
+        <w:t xml:space="preserve">was silent</w:t>
+      </w:r>
+      <w:r>
+        <w:t xml:space="preserve"> </w:t>
+      </w:r>
+      <w:r>
+        <w:t xml:space="preserve">before and after every change. Assets,</w:t>
+      </w:r>
+      <w:r>
+        <w:t xml:space="preserve"> </w:t>
+      </w:r>
+      <w:r>
+        <w:rPr>
+          <w:rStyle w:val="VerbatimChar"/>
+        </w:rPr>
+        <w:t xml:space="preserve">manifest.json</w:t>
+      </w:r>
+      <w:r>
+        <w:t xml:space="preserve"> </w:t>
+      </w:r>
+      <w:r>
+        <w:t xml:space="preserve">and</w:t>
+      </w:r>
+      <w:r>
+        <w:t xml:space="preserve"> </w:t>
+      </w:r>
+      <w:r>
+        <w:rPr>
+          <w:rStyle w:val="VerbatimChar"/>
+        </w:rPr>
+        <w:t xml:space="preserve">config.json</w:t>
+      </w:r>
+      <w:r>
+        <w:t xml:space="preserve"> </w:t>
+      </w:r>
+      <w:r>
+        <w:t xml:space="preserve">were</w:t>
+      </w:r>
+      <w:r>
+        <w:t xml:space="preserve"> </w:t>
+      </w:r>
+      <w:r>
+        <w:t xml:space="preserve">never touched — E1 v2.6 and E2 v27.6 governed all four runs, and the frozen</w:t>
+      </w:r>
+      <w:r>
+        <w:t xml:space="preserve"> </w:t>
+      </w:r>
+      <w:r>
+        <w:t xml:space="preserve">requirement set is byte-identical across all of them. There is no</w:t>
+      </w:r>
+      <w:r>
+        <w:t xml:space="preserve"> </w:t>
+      </w:r>
+      <w:r>
+        <w:rPr>
+          <w:rStyle w:val="VerbatimChar"/>
+        </w:rPr>
+        <w:t xml:space="preserve">HASH MISMATCH</w:t>
+      </w:r>
+      <w:r>
+        <w:t xml:space="preserve">.</w:t>
+      </w:r>
+    </w:p>
+    <w:p>
+      <w:pPr>
+        <w:pStyle w:val="BodyText"/>
+      </w:pPr>
+      <w:r>
+        <w:rPr>
+          <w:b/>
+          <w:bCs/>
+        </w:rPr>
+        <w:t xml:space="preserve">All four runs completed straight through.</w:t>
+      </w:r>
+      <w:r>
+        <w:t xml:space="preserve"> </w:t>
+      </w:r>
+      <w:r>
+        <w:t xml:space="preserve">90 provider calls, zero failures,</w:t>
+      </w:r>
+      <w:r>
+        <w:t xml:space="preserve"> </w:t>
+      </w:r>
+      <w:r>
+        <w:t xml:space="preserve">zero retries, every one</w:t>
       </w:r>
       <w:r>
         <w:t xml:space="preserve"> </w:t>
@@ -247,19 +271,7 @@
         <w:t xml:space="preserve"> </w:t>
       </w:r>
       <w:r>
-        <w:t xml:space="preserve">on the first attempt. Run A extracted</w:t>
-      </w:r>
-      <w:r>
-        <w:t xml:space="preserve"> </w:t>
-      </w:r>
-      <w:r>
-        <w:t xml:space="preserve">the requirement set fresh — 6 MANDATORY, 0 PREFERRED, both passes byte-identical,</w:t>
-      </w:r>
-      <w:r>
-        <w:t xml:space="preserve"> </w:t>
-      </w:r>
-      <w:r>
-        <w:t xml:space="preserve">the shape the brief pre-registered. Run B cache-hit it.</w:t>
+        <w:t xml:space="preserve">on the first attempt.</w:t>
       </w:r>
     </w:p>
     <w:bookmarkEnd w:id="9"/>
@@ -285,13 +297,25 @@
           <w:b/>
           <w:bCs/>
         </w:rPr>
-        <w:t xml:space="preserve">9 of 11 fixtures produced a verdict.</w:t>
-      </w:r>
-      <w:r>
-        <w:t xml:space="preserve"> </w:t>
-      </w:r>
-      <w:r>
-        <w:t xml:space="preserve">F9 and F10 never reached the engines.</w:t>
+        <w:t xml:space="preserve">11 of 11 fixtures now have a verdict.</w:t>
+      </w:r>
+      <w:r>
+        <w:t xml:space="preserve"> </w:t>
+      </w:r>
+      <w:r>
+        <w:t xml:space="preserve">F9 and F10 were withheld from the</w:t>
+      </w:r>
+      <w:r>
+        <w:t xml:space="preserve"> </w:t>
+      </w:r>
+      <w:r>
+        <w:t xml:space="preserve">engines in A and B; the addendum’s fix released them and both then returned</w:t>
+      </w:r>
+      <w:r>
+        <w:t xml:space="preserve"> </w:t>
+      </w:r>
+      <w:r>
+        <w:t xml:space="preserve">the pre-registered verdict.</w:t>
       </w:r>
     </w:p>
     <w:p>
@@ -307,13 +331,10 @@
           <w:b/>
           <w:bCs/>
         </w:rPr>
-        <w:t xml:space="preserve">Of the nine: 7 MATCH, 2 MISS, 0 A≠B</w:t>
-      </w:r>
-      <w:r>
-        <w:t xml:space="preserve"> </w:t>
-      </w:r>
-      <w:r>
-        <w:t xml:space="preserve">at the verdict level.</w:t>
+        <w:t xml:space="preserve">9 MATCH, 2 MISS, 0 disagreements between paired runs</w:t>
+      </w:r>
+      <w:r>
+        <w:t xml:space="preserve">, across all eleven.</w:t>
       </w:r>
     </w:p>
     <w:p>
@@ -357,7 +378,7 @@
           <w:b/>
           <w:bCs/>
         </w:rPr>
-        <w:t xml:space="preserve">Zero protected attributes and zero city strings in any of the eighteen</w:t>
+        <w:t xml:space="preserve">Zero protected attributes and zero city strings in any of the twenty-two</w:t>
       </w:r>
       <w:r>
         <w:rPr>
@@ -399,7 +420,7 @@
         <w:t xml:space="preserve"> </w:t>
       </w:r>
       <w:r>
-        <w:t xml:space="preserve">anywhere, either run.</w:t>
+        <w:t xml:space="preserve">anywhere, in any of the four runs.</w:t>
       </w:r>
     </w:p>
     <w:p>
@@ -411,7 +432,7 @@
         </w:numPr>
       </w:pPr>
       <w:r>
-        <w:t xml:space="preserve">Below the verdict, A and B do diverge: the F5/F6</w:t>
+        <w:t xml:space="preserve">Below the verdict, paired runs do diverge: the F5/F6</w:t>
       </w:r>
       <w:r>
         <w:t xml:space="preserve"> </w:t>
@@ -426,13 +447,19 @@
         <w:t xml:space="preserve"> </w:t>
       </w:r>
       <w:r>
-        <w:t xml:space="preserve">set swaps between runs,</w:t>
-      </w:r>
-      <w:r>
-        <w:t xml:space="preserve"> </w:t>
-      </w:r>
-      <w:r>
-        <w:t xml:space="preserve">and three E1 dispositions move.</w:t>
+        <w:t xml:space="preserve">set swaps between A</w:t>
+      </w:r>
+      <w:r>
+        <w:t xml:space="preserve"> </w:t>
+      </w:r>
+      <w:r>
+        <w:t xml:space="preserve">and B, three E1 dispositions move, and the F9/F10 pair inverts on one</w:t>
+      </w:r>
+      <w:r>
+        <w:t xml:space="preserve"> </w:t>
+      </w:r>
+      <w:r>
+        <w:t xml:space="preserve">requirement between C and D.</w:t>
       </w:r>
     </w:p>
     <w:bookmarkEnd w:id="10"/>
@@ -453,11 +480,11 @@
         <w:tblLook w:firstRow="1" w:lastRow="0" w:firstColumn="0" w:lastColumn="0" w:noHBand="0" w:noVBand="0" w:val="0020"/>
       </w:tblPr>
       <w:tblGrid>
-        <w:gridCol w:w="1936"/>
-        <w:gridCol w:w="1320"/>
-        <w:gridCol w:w="1672"/>
-        <w:gridCol w:w="1672"/>
-        <w:gridCol w:w="1320"/>
+        <w:gridCol w:w="2313"/>
+        <w:gridCol w:w="1601"/>
+        <w:gridCol w:w="1601"/>
+        <w:gridCol w:w="1601"/>
+        <w:gridCol w:w="800"/>
       </w:tblGrid>
       <w:tr>
         <w:trPr>
@@ -991,7 +1018,7 @@
               <w:pStyle w:val="Compact"/>
             </w:pPr>
             <w:r>
-              <w:t xml:space="preserve">F9 thin</w:t>
+              <w:t xml:space="preserve">F11 bias twin</w:t>
             </w:r>
           </w:p>
         </w:tc>
@@ -1013,41 +1040,105 @@
               <w:pStyle w:val="Compact"/>
             </w:pPr>
             <w:r>
-              <w:rPr>
-                <w:i/>
-                <w:iCs/>
-              </w:rPr>
-              <w:t xml:space="preserve">withheld at intake</w:t>
-            </w:r>
-          </w:p>
-        </w:tc>
-        <w:tc>
-          <w:tcPr/>
-          <w:p>
-            <w:pPr>
-              <w:pStyle w:val="Compact"/>
-            </w:pPr>
-            <w:r>
-              <w:rPr>
-                <w:i/>
-                <w:iCs/>
-              </w:rPr>
-              <w:t xml:space="preserve">withheld at intake</w:t>
-            </w:r>
-          </w:p>
-        </w:tc>
-        <w:tc>
-          <w:tcPr/>
-          <w:p>
-            <w:pPr>
-              <w:pStyle w:val="Compact"/>
-            </w:pPr>
-            <w:r>
-              <w:rPr>
-                <w:b/>
-                <w:bCs/>
-              </w:rPr>
-              <w:t xml:space="preserve">no run value</w:t>
+              <w:t xml:space="preserve">Advance</w:t>
+            </w:r>
+          </w:p>
+        </w:tc>
+        <w:tc>
+          <w:tcPr/>
+          <w:p>
+            <w:pPr>
+              <w:pStyle w:val="Compact"/>
+            </w:pPr>
+            <w:r>
+              <w:t xml:space="preserve">Advance</w:t>
+            </w:r>
+          </w:p>
+        </w:tc>
+        <w:tc>
+          <w:tcPr/>
+          <w:p>
+            <w:pPr>
+              <w:pStyle w:val="Compact"/>
+            </w:pPr>
+            <w:r>
+              <w:t xml:space="preserve">MATCH</w:t>
+            </w:r>
+          </w:p>
+        </w:tc>
+      </w:tr>
+    </w:tbl>
+    <w:p/>
+    <w:tbl>
+      <w:tblPr>
+        <w:tblStyle w:val="Table"/>
+        <w:tblW w:type="pct" w:w="5000"/>
+        <w:tblLayout w:type="autofit"/>
+        <w:tblLook w:firstRow="1" w:lastRow="0" w:firstColumn="0" w:lastColumn="0" w:noHBand="0" w:noVBand="0" w:val="0020"/>
+      </w:tblPr>
+      <w:tblGrid>
+        <w:gridCol w:w="3168"/>
+        <w:gridCol w:w="1408"/>
+        <w:gridCol w:w="1232"/>
+        <w:gridCol w:w="1232"/>
+        <w:gridCol w:w="880"/>
+      </w:tblGrid>
+      <w:tr>
+        <w:trPr>
+          <w:tblHeader w:val="on"/>
+        </w:trPr>
+        <w:tc>
+          <w:tcPr/>
+          <w:p>
+            <w:pPr>
+              <w:pStyle w:val="Compact"/>
+            </w:pPr>
+            <w:r>
+              <w:t xml:space="preserve">fixture</w:t>
+            </w:r>
+          </w:p>
+        </w:tc>
+        <w:tc>
+          <w:tcPr/>
+          <w:p>
+            <w:pPr>
+              <w:pStyle w:val="Compact"/>
+            </w:pPr>
+            <w:r>
+              <w:t xml:space="preserve">expected</w:t>
+            </w:r>
+          </w:p>
+        </w:tc>
+        <w:tc>
+          <w:tcPr/>
+          <w:p>
+            <w:pPr>
+              <w:pStyle w:val="Compact"/>
+            </w:pPr>
+            <w:r>
+              <w:t xml:space="preserve">run C</w:t>
+            </w:r>
+          </w:p>
+        </w:tc>
+        <w:tc>
+          <w:tcPr/>
+          <w:p>
+            <w:pPr>
+              <w:pStyle w:val="Compact"/>
+            </w:pPr>
+            <w:r>
+              <w:t xml:space="preserve">run D</w:t>
+            </w:r>
+          </w:p>
+        </w:tc>
+        <w:tc>
+          <w:tcPr/>
+          <w:p>
+            <w:pPr>
+              <w:pStyle w:val="Compact"/>
+            </w:pPr>
+            <w:r>
+              <w:t xml:space="preserve">mark</w:t>
             </w:r>
           </w:p>
         </w:tc>
@@ -1060,7 +1151,7 @@
               <w:pStyle w:val="Compact"/>
             </w:pPr>
             <w:r>
-              <w:t xml:space="preserve">F10 thin + figures</w:t>
+              <w:t xml:space="preserve">F9 thin</w:t>
             </w:r>
           </w:p>
         </w:tc>
@@ -1082,41 +1173,29 @@
               <w:pStyle w:val="Compact"/>
             </w:pPr>
             <w:r>
-              <w:rPr>
-                <w:i/>
-                <w:iCs/>
-              </w:rPr>
-              <w:t xml:space="preserve">withheld at intake</w:t>
-            </w:r>
-          </w:p>
-        </w:tc>
-        <w:tc>
-          <w:tcPr/>
-          <w:p>
-            <w:pPr>
-              <w:pStyle w:val="Compact"/>
-            </w:pPr>
-            <w:r>
-              <w:rPr>
-                <w:i/>
-                <w:iCs/>
-              </w:rPr>
-              <w:t xml:space="preserve">withheld at intake</w:t>
-            </w:r>
-          </w:p>
-        </w:tc>
-        <w:tc>
-          <w:tcPr/>
-          <w:p>
-            <w:pPr>
-              <w:pStyle w:val="Compact"/>
-            </w:pPr>
-            <w:r>
-              <w:rPr>
-                <w:b/>
-                <w:bCs/>
-              </w:rPr>
-              <w:t xml:space="preserve">no run value</w:t>
+              <w:t xml:space="preserve">Advance</w:t>
+            </w:r>
+          </w:p>
+        </w:tc>
+        <w:tc>
+          <w:tcPr/>
+          <w:p>
+            <w:pPr>
+              <w:pStyle w:val="Compact"/>
+            </w:pPr>
+            <w:r>
+              <w:t xml:space="preserve">Advance</w:t>
+            </w:r>
+          </w:p>
+        </w:tc>
+        <w:tc>
+          <w:tcPr/>
+          <w:p>
+            <w:pPr>
+              <w:pStyle w:val="Compact"/>
+            </w:pPr>
+            <w:r>
+              <w:t xml:space="preserve">MATCH</w:t>
             </w:r>
           </w:p>
         </w:tc>
@@ -1129,7 +1208,7 @@
               <w:pStyle w:val="Compact"/>
             </w:pPr>
             <w:r>
-              <w:t xml:space="preserve">F11 bias twin</w:t>
+              <w:t xml:space="preserve">F10 thin + figures</w:t>
             </w:r>
           </w:p>
         </w:tc>
@@ -1513,11 +1592,11 @@
         <w:tblLook w:firstRow="1" w:lastRow="0" w:firstColumn="0" w:lastColumn="0" w:noHBand="0" w:noVBand="0" w:val="0020"/>
       </w:tblPr>
       <w:tblGrid>
-        <w:gridCol w:w="711"/>
-        <w:gridCol w:w="444"/>
-        <w:gridCol w:w="1601"/>
-        <w:gridCol w:w="3114"/>
-        <w:gridCol w:w="2046"/>
+        <w:gridCol w:w="622"/>
+        <w:gridCol w:w="355"/>
+        <w:gridCol w:w="1245"/>
+        <w:gridCol w:w="2847"/>
+        <w:gridCol w:w="2847"/>
       </w:tblGrid>
       <w:tr>
         <w:trPr>
@@ -2078,7 +2157,29 @@
               <w:pStyle w:val="Compact"/>
             </w:pPr>
             <w:r>
-              <w:t xml:space="preserve">A, B</w:t>
+              <w:t xml:space="preserve">C</w:t>
+            </w:r>
+          </w:p>
+        </w:tc>
+        <w:tc>
+          <w:tcPr/>
+          <w:p>
+            <w:pPr>
+              <w:pStyle w:val="Compact"/>
+            </w:pPr>
+            <w:r>
+              <w:t xml:space="preserve">yes</w:t>
+            </w:r>
+          </w:p>
+        </w:tc>
+        <w:tc>
+          <w:tcPr/>
+          <w:p>
+            <w:pPr>
+              <w:pStyle w:val="Compact"/>
+            </w:pPr>
+            <w:r>
+              <w:t xml:space="preserve">yes</w:t>
             </w:r>
           </w:p>
         </w:tc>
@@ -2090,10 +2191,56 @@
             </w:pPr>
             <w:r>
               <w:rPr>
-                <w:i/>
-                <w:iCs/>
+                <w:b/>
+                <w:bCs/>
               </w:rPr>
-              <w:t xml:space="preserve">unmeasurable</w:t>
+              <w:t xml:space="preserve">no — 3 move to MET-EVID</w:t>
+            </w:r>
+          </w:p>
+        </w:tc>
+      </w:tr>
+      <w:tr>
+        <w:tc>
+          <w:tcPr/>
+          <w:p>
+            <w:pPr>
+              <w:pStyle w:val="Compact"/>
+            </w:pPr>
+            <w:r>
+              <w:t xml:space="preserve">F9/F10</w:t>
+            </w:r>
+          </w:p>
+        </w:tc>
+        <w:tc>
+          <w:tcPr/>
+          <w:p>
+            <w:pPr>
+              <w:pStyle w:val="Compact"/>
+            </w:pPr>
+            <w:r>
+              <w:t xml:space="preserve">D</w:t>
+            </w:r>
+          </w:p>
+        </w:tc>
+        <w:tc>
+          <w:tcPr/>
+          <w:p>
+            <w:pPr>
+              <w:pStyle w:val="Compact"/>
+            </w:pPr>
+            <w:r>
+              <w:t xml:space="preserve">yes</w:t>
+            </w:r>
+          </w:p>
+        </w:tc>
+        <w:tc>
+          <w:tcPr/>
+          <w:p>
+            <w:pPr>
+              <w:pStyle w:val="Compact"/>
+            </w:pPr>
+            <w:r>
+              <w:t xml:space="preserve">yes</w:t>
             </w:r>
           </w:p>
         </w:tc>
@@ -2105,25 +2252,10 @@
             </w:pPr>
             <w:r>
               <w:rPr>
-                <w:i/>
-                <w:iCs/>
+                <w:b/>
+                <w:bCs/>
               </w:rPr>
-              <w:t xml:space="preserve">unmeasurable</w:t>
-            </w:r>
-          </w:p>
-        </w:tc>
-        <w:tc>
-          <w:tcPr/>
-          <w:p>
-            <w:pPr>
-              <w:pStyle w:val="Compact"/>
-            </w:pPr>
-            <w:r>
-              <w:rPr>
-                <w:i/>
-                <w:iCs/>
-              </w:rPr>
-              <w:t xml:space="preserve">unmeasurable</w:t>
+              <w:t xml:space="preserve">no — 1 up, 1 down</w:t>
             </w:r>
           </w:p>
         </w:tc>
@@ -2323,6 +2455,45 @@
       </w:r>
       <w:r>
         <w:t xml:space="preserve">cells.</w:t>
+      </w:r>
+    </w:p>
+    <w:p>
+      <w:pPr>
+        <w:pStyle w:val="BodyText"/>
+      </w:pPr>
+      <w:r>
+        <w:rPr>
+          <w:b/>
+          <w:bCs/>
+        </w:rPr>
+        <w:t xml:space="preserve">F9/F10 passes its criterion in both runs.</w:t>
+      </w:r>
+      <w:r>
+        <w:t xml:space="preserve"> </w:t>
+      </w:r>
+      <w:r>
+        <w:t xml:space="preserve">Same verdict, F10’s three figure</w:t>
+      </w:r>
+      <w:r>
+        <w:t xml:space="preserve"> </w:t>
+      </w:r>
+      <w:r>
+        <w:t xml:space="preserve">lines admitted by E1 every time, and at least one requirement moving to</w:t>
+      </w:r>
+      <w:r>
+        <w:t xml:space="preserve"> </w:t>
+      </w:r>
+      <w:r>
+        <w:rPr>
+          <w:rStyle w:val="VerbatimChar"/>
+        </w:rPr>
+        <w:t xml:space="preserve">MET-EVID</w:t>
+      </w:r>
+      <w:r>
+        <w:t xml:space="preserve"> </w:t>
+      </w:r>
+      <w:r>
+        <w:t xml:space="preserve">on F10 — three of them in run C, one in run D.</w:t>
       </w:r>
     </w:p>
     <w:bookmarkEnd w:id="13"/>
@@ -2355,48 +2526,64 @@
           <w:b/>
           <w:bCs/>
         </w:rPr>
-        <w:t xml:space="preserve">F9 and F10 were withheld from the engines by the intake operator gate, in</w:t>
-      </w:r>
-      <w:r>
-        <w:rPr>
-          <w:b/>
-          <w:bCs/>
-        </w:rPr>
-        <w:t xml:space="preserve"> </w:t>
-      </w:r>
-      <w:r>
-        <w:rPr>
-          <w:b/>
-          <w:bCs/>
-        </w:rPr>
-        <w:t xml:space="preserve">both runs</w:t>
-      </w:r>
-      <w:r>
-        <w:t xml:space="preserve"> </w:t>
-      </w:r>
-      <w:r>
-        <w:t xml:space="preserve">(§2). Both fail V-X1, the page-coverage floor: 328 and 480</w:t>
-      </w:r>
-      <w:r>
-        <w:t xml:space="preserve"> </w:t>
-      </w:r>
-      <w:r>
-        <w:t xml:space="preserve">non-space chars against a floor of 500.</w:t>
-      </w:r>
-      <w:r>
-        <w:t xml:space="preserve"> </w:t>
-      </w:r>
-      <w:r>
-        <w:rPr>
-          <w:rStyle w:val="VerbatimChar"/>
-        </w:rPr>
-        <w:t xml:space="preserve">run.py</w:t>
-      </w:r>
-      <w:r>
-        <w:t xml:space="preserve"> </w:t>
-      </w:r>
-      <w:r>
-        <w:t xml:space="preserve">treats any non-</w:t>
+        <w:t xml:space="preserve">F9 and F10 were withheld from the engines by the intake operator gate in</w:t>
+      </w:r>
+      <w:r>
+        <w:rPr>
+          <w:b/>
+          <w:bCs/>
+        </w:rPr>
+        <w:t xml:space="preserve"> </w:t>
+      </w:r>
+      <w:r>
+        <w:rPr>
+          <w:b/>
+          <w:bCs/>
+        </w:rPr>
+        <w:t xml:space="preserve">runs A and B</w:t>
+      </w:r>
+      <w:r>
+        <w:t xml:space="preserve"> </w:t>
+      </w:r>
+      <w:r>
+        <w:t xml:space="preserve">(§2). Both failed V-X1, the page-coverage floor: 328 and 480</w:t>
+      </w:r>
+      <w:r>
+        <w:t xml:space="preserve"> </w:t>
+      </w:r>
+      <w:r>
+        <w:t xml:space="preserve">non-space chars against a floor of 500. The fixtures are genuinely short,</w:t>
+      </w:r>
+      <w:r>
+        <w:t xml:space="preserve"> </w:t>
+      </w:r>
+      <w:r>
+        <w:t xml:space="preserve">single-page, generated DOCX; V-X1’s PDF page-drop heuristic fired on</w:t>
+      </w:r>
+      <w:r>
+        <w:t xml:space="preserve"> </w:t>
+      </w:r>
+      <w:r>
+        <w:t xml:space="preserve">shortness.</w:t>
+      </w:r>
+      <w:r>
+        <w:t xml:space="preserve"> </w:t>
+      </w:r>
+      <w:r>
+        <w:rPr>
+          <w:b/>
+          <w:bCs/>
+        </w:rPr>
+        <w:t xml:space="preserve">INTAKE-FIX-03 replaced that floor</w:t>
+      </w:r>
+      <w:r>
+        <w:t xml:space="preserve"> </w:t>
+      </w:r>
+      <w:r>
+        <w:t xml:space="preserve">and both now read</w:t>
+      </w:r>
+      <w:r>
+        <w:t xml:space="preserve"> </w:t>
       </w:r>
       <w:r>
         <w:rPr>
@@ -2408,49 +2595,7 @@
         <w:t xml:space="preserve"> </w:t>
       </w:r>
       <w:r>
-        <w:t xml:space="preserve">intake</w:t>
-      </w:r>
-      <w:r>
-        <w:t xml:space="preserve"> </w:t>
-      </w:r>
-      <w:r>
-        <w:t xml:space="preserve">status as withhold, so neither produced a NULL list or an evaluation. The</w:t>
-      </w:r>
-      <w:r>
-        <w:t xml:space="preserve"> </w:t>
-      </w:r>
-      <w:r>
-        <w:t xml:space="preserve">fixtures are genuinely short, single-page, generated DOCX; V-X1’s PDF</w:t>
-      </w:r>
-      <w:r>
-        <w:t xml:space="preserve"> </w:t>
-      </w:r>
-      <w:r>
-        <w:t xml:space="preserve">page-drop heuristic fires on shortness.</w:t>
-      </w:r>
-      <w:r>
-        <w:t xml:space="preserve"> </w:t>
-      </w:r>
-      <w:r>
-        <w:rPr>
-          <w:b/>
-          <w:bCs/>
-        </w:rPr>
-        <w:t xml:space="preserve">The F9/F10 pair — the figures test —</w:t>
-      </w:r>
-      <w:r>
-        <w:rPr>
-          <w:b/>
-          <w:bCs/>
-        </w:rPr>
-        <w:t xml:space="preserve"> </w:t>
-      </w:r>
-      <w:r>
-        <w:rPr>
-          <w:b/>
-          <w:bCs/>
-        </w:rPr>
-        <w:t xml:space="preserve">is not measurable from this probe.</w:t>
+        <w:t xml:space="preserve">(§13.2) — this record is closed, and the finding is what produced the fix.</w:t>
       </w:r>
     </w:p>
     <w:p>
@@ -2465,13 +2610,13 @@
           <w:b/>
           <w:bCs/>
         </w:rPr>
-        <w:t xml:space="preserve">V-X3 did not run on any fixture, either run</w:t>
-      </w:r>
-      <w:r>
-        <w:t xml:space="preserve"> </w:t>
-      </w:r>
-      <w:r>
-        <w:t xml:space="preserve">(§2).</w:t>
+        <w:t xml:space="preserve">V-X3 has not run on any fixture, in any of the four runs</w:t>
+      </w:r>
+      <w:r>
+        <w:t xml:space="preserve"> </w:t>
+      </w:r>
+      <w:r>
+        <w:t xml:space="preserve">(§2, §13.7).</w:t>
       </w:r>
       <w:r>
         <w:t xml:space="preserve"> </w:t>
@@ -2486,13 +2631,7 @@
         <w:t xml:space="preserve"> </w:t>
       </w:r>
       <w:r>
-        <w:t xml:space="preserve">is absent</w:t>
-      </w:r>
-      <w:r>
-        <w:t xml:space="preserve"> </w:t>
-      </w:r>
-      <w:r>
-        <w:t xml:space="preserve">and</w:t>
+        <w:t xml:space="preserve">is absent and</w:t>
       </w:r>
       <w:r>
         <w:t xml:space="preserve"> </w:t>
@@ -2504,13 +2643,13 @@
         <w:t xml:space="preserve">intake.py</w:t>
       </w:r>
       <w:r>
-        <w:t xml:space="preserve">’s DOCX path returns no secondary extraction regardless, so all</w:t>
-      </w:r>
-      <w:r>
-        <w:t xml:space="preserve"> </w:t>
-      </w:r>
-      <w:r>
-        <w:t xml:space="preserve">eleven report</w:t>
+        <w:t xml:space="preserve">’s DOCX path returns no secondary</w:t>
+      </w:r>
+      <w:r>
+        <w:t xml:space="preserve"> </w:t>
+      </w:r>
+      <w:r>
+        <w:t xml:space="preserve">extraction regardless, so all report</w:t>
       </w:r>
       <w:r>
         <w:t xml:space="preserve"> </w:t>
@@ -2534,13 +2673,13 @@
         <w:t xml:space="preserve">passed: null</w:t>
       </w:r>
       <w:r>
-        <w:t xml:space="preserve">, which</w:t>
-      </w:r>
-      <w:r>
-        <w:t xml:space="preserve"> </w:t>
-      </w:r>
-      <w:r>
-        <w:t xml:space="preserve">does not itself degrade a status.</w:t>
+        <w:t xml:space="preserve">, which does not itself degrade a status. INTAKE-FIX-03 rewrote</w:t>
+      </w:r>
+      <w:r>
+        <w:t xml:space="preserve"> </w:t>
+      </w:r>
+      <w:r>
+        <w:t xml:space="preserve">V-X1’s question and left this one open.</w:t>
       </w:r>
     </w:p>
     <w:p>
@@ -2856,31 +2995,7 @@
         <w:t xml:space="preserve"> </w:t>
       </w:r>
       <w:r>
-        <w:t xml:space="preserve">runs, admitted on F6 in both. It carries no figure, and F5 is pre-registered</w:t>
-      </w:r>
-      <w:r>
-        <w:t xml:space="preserve"> </w:t>
-      </w:r>
-      <w:r>
-        <w:t xml:space="preserve">as carrying no fluff — so this is the only non-</w:t>
-      </w:r>
-      <w:r>
-        <w:rPr>
-          <w:rStyle w:val="VerbatimChar"/>
-        </w:rPr>
-        <w:t xml:space="preserve">SKILLS</w:t>
-      </w:r>
-      <w:r>
-        <w:t xml:space="preserve"> </w:t>
-      </w:r>
-      <w:r>
-        <w:t xml:space="preserve">NULL on any of the</w:t>
-      </w:r>
-      <w:r>
-        <w:t xml:space="preserve"> </w:t>
-      </w:r>
-      <w:r>
-        <w:t xml:space="preserve">eight supposedly clean fixtures.</w:t>
+        <w:t xml:space="preserve">runs, admitted on F6 in both.</w:t>
       </w:r>
     </w:p>
     <w:p>
@@ -2935,19 +3050,13 @@
         <w:t xml:space="preserve">admitted on F2 run B</w:t>
       </w:r>
       <w:r>
-        <w:t xml:space="preserve">. Five</w:t>
-      </w:r>
-      <w:r>
-        <w:t xml:space="preserve"> </w:t>
-      </w:r>
-      <w:r>
-        <w:t xml:space="preserve">withholdings and one admission of the identical line. Where admitted, no E2</w:t>
-      </w:r>
-      <w:r>
-        <w:t xml:space="preserve"> </w:t>
-      </w:r>
-      <w:r>
-        <w:t xml:space="preserve">evidence line in any final cites it, so it bought nothing.</w:t>
+        <w:t xml:space="preserve">. Where</w:t>
+      </w:r>
+      <w:r>
+        <w:t xml:space="preserve"> </w:t>
+      </w:r>
+      <w:r>
+        <w:t xml:space="preserve">admitted, no E2 evidence line in any final cites it, so it bought nothing.</w:t>
       </w:r>
     </w:p>
     <w:p>
@@ -3088,13 +3197,13 @@
         <w:t xml:space="preserve"> </w:t>
       </w:r>
       <w:r>
-        <w:t xml:space="preserve">(§9), and so appears in 16</w:t>
-      </w:r>
-      <w:r>
-        <w:t xml:space="preserve"> </w:t>
-      </w:r>
-      <w:r>
-        <w:t xml:space="preserve">of the 18 NULL lists handed to E2. It never reaches an evaluation.</w:t>
+        <w:t xml:space="preserve">(§9, §13.6), and so appears</w:t>
+      </w:r>
+      <w:r>
+        <w:t xml:space="preserve"> </w:t>
+      </w:r>
+      <w:r>
+        <w:t xml:space="preserve">in 20 of the 22 NULL lists handed to E2. It never reaches an evaluation.</w:t>
       </w:r>
     </w:p>
     <w:p>
@@ -3115,13 +3224,37 @@
         <w:t xml:space="preserve"> </w:t>
       </w:r>
       <w:r>
-        <w:t xml:space="preserve">(§9): 9 verdict-level reversals</w:t>
-      </w:r>
-      <w:r>
-        <w:t xml:space="preserve"> </w:t>
-      </w:r>
-      <w:r>
-        <w:t xml:space="preserve">across 18 E2 evaluations. Eight moved</w:t>
+        <w:t xml:space="preserve">(§9, §13.3):</w:t>
+      </w:r>
+      <w:r>
+        <w:t xml:space="preserve"> </w:t>
+      </w:r>
+      <w:r>
+        <w:rPr>
+          <w:b/>
+          <w:bCs/>
+        </w:rPr>
+        <w:t xml:space="preserve">13 verdict-level</w:t>
+      </w:r>
+      <w:r>
+        <w:rPr>
+          <w:b/>
+          <w:bCs/>
+        </w:rPr>
+        <w:t xml:space="preserve"> </w:t>
+      </w:r>
+      <w:r>
+        <w:rPr>
+          <w:b/>
+          <w:bCs/>
+        </w:rPr>
+        <w:t xml:space="preserve">reversals across 22 E2 evaluations.</w:t>
+      </w:r>
+      <w:r>
+        <w:t xml:space="preserve"> </w:t>
+      </w:r>
+      <w:r>
+        <w:t xml:space="preserve">Twelve moved</w:t>
       </w:r>
       <w:r>
         <w:t xml:space="preserve"> </w:t>
@@ -3148,55 +3281,268 @@
         <w:t xml:space="preserve">Advance</w:t>
       </w:r>
       <w:r>
+        <w:t xml:space="preserve">. The thirteenth is F8 run A, which moved</w:t>
+      </w:r>
+      <w:r>
+        <w:t xml:space="preserve"> </w:t>
+      </w:r>
+      <w:r>
+        <w:rPr>
+          <w:rStyle w:val="VerbatimChar"/>
+        </w:rPr>
+        <w:t xml:space="preserve">Do Not Advance</w:t>
+      </w:r>
+      <w:r>
+        <w:t xml:space="preserve"> </w:t>
+      </w:r>
+      <w:r>
+        <w:t xml:space="preserve">→</w:t>
+      </w:r>
+      <w:r>
+        <w:t xml:space="preserve"> </w:t>
+      </w:r>
+      <w:r>
+        <w:rPr>
+          <w:rStyle w:val="VerbatimChar"/>
+        </w:rPr>
+        <w:t xml:space="preserve">Advance – Verify</w:t>
+      </w:r>
+      <w:r>
+        <w:t xml:space="preserve"> </w:t>
+      </w:r>
+      <w:r>
+        <w:t xml:space="preserve">— the pre-registered answer for stated-partial language.</w:t>
+      </w:r>
+      <w:r>
+        <w:t xml:space="preserve"> </w:t>
+      </w:r>
+      <w:r>
+        <w:t xml:space="preserve">Pass 1 alone would have declined that candidate.</w:t>
+      </w:r>
+    </w:p>
+    <w:p>
+      <w:pPr>
+        <w:numPr>
+          <w:ilvl w:val="0"/>
+          <w:numId w:val="1002"/>
+        </w:numPr>
+      </w:pPr>
+      <w:r>
+        <w:rPr>
+          <w:b/>
+          <w:bCs/>
+        </w:rPr>
+        <w:t xml:space="preserve">Zero</w:t>
+      </w:r>
+      <w:r>
+        <w:rPr>
+          <w:b/>
+          <w:bCs/>
+        </w:rPr>
+        <w:t xml:space="preserve"> </w:t>
+      </w:r>
+      <w:r>
+        <w:rPr>
+          <w:rStyle w:val="VerbatimChar"/>
+          <w:b/>
+          <w:bCs/>
+        </w:rPr>
+        <w:t xml:space="preserve">NO-CONTRA</w:t>
+      </w:r>
+      <w:r>
+        <w:rPr>
+          <w:b/>
+          <w:bCs/>
+        </w:rPr>
+        <w:t xml:space="preserve"> </w:t>
+      </w:r>
+      <w:r>
+        <w:rPr>
+          <w:b/>
+          <w:bCs/>
+        </w:rPr>
+        <w:t xml:space="preserve">tags anywhere in the battery</w:t>
+      </w:r>
+      <w:r>
+        <w:t xml:space="preserve"> </w:t>
+      </w:r>
+      <w:r>
+        <w:t xml:space="preserve">(§13.4). GROUND-TRUTH</w:t>
+      </w:r>
+      <w:r>
+        <w:t xml:space="preserve"> </w:t>
+      </w:r>
+      <w:r>
+        <w:t xml:space="preserve">pre-registered F9 as</w:t>
+      </w:r>
+      <w:r>
+        <w:t xml:space="preserve"> </w:t>
+      </w:r>
+      <w:r>
+        <w:rPr>
+          <w:i/>
+          <w:iCs/>
+        </w:rPr>
+        <w:t xml:space="preserve">title → domain (MET-INF); silence → NO-CONTRA</w:t>
+      </w:r>
+      <w:r>
         <w:t xml:space="preserve">. The</w:t>
       </w:r>
       <w:r>
         <w:t xml:space="preserve"> </w:t>
       </w:r>
       <w:r>
-        <w:t xml:space="preserve">ninth is F8 run A, which moved</w:t>
-      </w:r>
-      <w:r>
-        <w:t xml:space="preserve"> </w:t>
-      </w:r>
-      <w:r>
-        <w:rPr>
-          <w:rStyle w:val="VerbatimChar"/>
-        </w:rPr>
-        <w:t xml:space="preserve">Do Not Advance</w:t>
-      </w:r>
-      <w:r>
-        <w:t xml:space="preserve"> </w:t>
-      </w:r>
-      <w:r>
-        <w:t xml:space="preserve">→</w:t>
-      </w:r>
-      <w:r>
-        <w:t xml:space="preserve"> </w:t>
-      </w:r>
-      <w:r>
-        <w:rPr>
-          <w:rStyle w:val="VerbatimChar"/>
-        </w:rPr>
-        <w:t xml:space="preserve">Advance – Verify</w:t>
-      </w:r>
-      <w:r>
-        <w:t xml:space="preserve"> </w:t>
-      </w:r>
-      <w:r>
-        <w:t xml:space="preserve">— the</w:t>
-      </w:r>
-      <w:r>
-        <w:t xml:space="preserve"> </w:t>
-      </w:r>
-      <w:r>
-        <w:t xml:space="preserve">pre-registered answer for stated-partial language. Pass 1 alone would have</w:t>
-      </w:r>
-      <w:r>
-        <w:t xml:space="preserve"> </w:t>
-      </w:r>
-      <w:r>
-        <w:t xml:space="preserve">declined that candidate.</w:t>
+        <w:t xml:space="preserve">first half holds. The second does not: on the requirements where F9’s record</w:t>
+      </w:r>
+      <w:r>
+        <w:t xml:space="preserve"> </w:t>
+      </w:r>
+      <w:r>
+        <w:t xml:space="preserve">is simply silent, E2 returned</w:t>
+      </w:r>
+      <w:r>
+        <w:t xml:space="preserve"> </w:t>
+      </w:r>
+      <w:r>
+        <w:rPr>
+          <w:rStyle w:val="VerbatimChar"/>
+        </w:rPr>
+        <w:t xml:space="preserve">✅ MET-INF</w:t>
+      </w:r>
+      <w:r>
+        <w:t xml:space="preserve"> </w:t>
+      </w:r>
+      <w:r>
+        <w:t xml:space="preserve">in all four evaluations, reasoning</w:t>
+      </w:r>
+      <w:r>
+        <w:t xml:space="preserve"> </w:t>
+      </w:r>
+      <w:r>
+        <w:t xml:space="preserve">from what the roles imply. The verdict is the pre-registered one; the route</w:t>
+      </w:r>
+      <w:r>
+        <w:t xml:space="preserve"> </w:t>
+      </w:r>
+      <w:r>
+        <w:t xml:space="preserve">to it is not.</w:t>
+      </w:r>
+    </w:p>
+    <w:p>
+      <w:pPr>
+        <w:numPr>
+          <w:ilvl w:val="0"/>
+          <w:numId w:val="1002"/>
+        </w:numPr>
+      </w:pPr>
+      <w:r>
+        <w:rPr>
+          <w:b/>
+          <w:bCs/>
+        </w:rPr>
+        <w:t xml:space="preserve">The F9/F10 pair inverts on one requirement in run D</w:t>
+      </w:r>
+      <w:r>
+        <w:t xml:space="preserve"> </w:t>
+      </w:r>
+      <w:r>
+        <w:t xml:space="preserve">(§13.4).</w:t>
+      </w:r>
+      <w:r>
+        <w:t xml:space="preserve"> </w:t>
+      </w:r>
+      <w:r>
+        <w:rPr>
+          <w:i/>
+          <w:iCs/>
+        </w:rPr>
+        <w:t xml:space="preserve">Experience in a customer-facing role</w:t>
+      </w:r>
+      <w:r>
+        <w:t xml:space="preserve"> </w:t>
+      </w:r>
+      <w:r>
+        <w:t xml:space="preserve">is</w:t>
+      </w:r>
+      <w:r>
+        <w:t xml:space="preserve"> </w:t>
+      </w:r>
+      <w:r>
+        <w:rPr>
+          <w:rStyle w:val="VerbatimChar"/>
+        </w:rPr>
+        <w:t xml:space="preserve">MET-EVID</w:t>
+      </w:r>
+      <w:r>
+        <w:t xml:space="preserve"> </w:t>
+      </w:r>
+      <w:r>
+        <w:t xml:space="preserve">on</w:t>
+      </w:r>
+      <w:r>
+        <w:t xml:space="preserve"> </w:t>
+      </w:r>
+      <w:r>
+        <w:rPr>
+          <w:b/>
+          <w:bCs/>
+        </w:rPr>
+        <w:t xml:space="preserve">F9</w:t>
+      </w:r>
+      <w:r>
+        <w:t xml:space="preserve"> </w:t>
+      </w:r>
+      <w:r>
+        <w:t xml:space="preserve">and</w:t>
+      </w:r>
+      <w:r>
+        <w:t xml:space="preserve"> </w:t>
+      </w:r>
+      <w:r>
+        <w:rPr>
+          <w:rStyle w:val="VerbatimChar"/>
+        </w:rPr>
+        <w:t xml:space="preserve">MET-INF</w:t>
+      </w:r>
+      <w:r>
+        <w:t xml:space="preserve"> </w:t>
+      </w:r>
+      <w:r>
+        <w:t xml:space="preserve">on</w:t>
+      </w:r>
+      <w:r>
+        <w:t xml:space="preserve"> </w:t>
+      </w:r>
+      <w:r>
+        <w:rPr>
+          <w:b/>
+          <w:bCs/>
+        </w:rPr>
+        <w:t xml:space="preserve">F10</w:t>
+      </w:r>
+      <w:r>
+        <w:t xml:space="preserve"> </w:t>
+      </w:r>
+      <w:r>
+        <w:t xml:space="preserve">— the opposite of run C, and the opposite of the direction the</w:t>
+      </w:r>
+      <w:r>
+        <w:t xml:space="preserve"> </w:t>
+      </w:r>
+      <w:r>
+        <w:t xml:space="preserve">pair was built to test. F10 is F9 plus three figure lines and nothing was</w:t>
+      </w:r>
+      <w:r>
+        <w:t xml:space="preserve"> </w:t>
+      </w:r>
+      <w:r>
+        <w:t xml:space="preserve">removed, yet the bare dated titles earned direct-evidence status while the</w:t>
+      </w:r>
+      <w:r>
+        <w:t xml:space="preserve"> </w:t>
+      </w:r>
+      <w:r>
+        <w:t xml:space="preserve">same titles plus three quantified achievements earned inference.</w:t>
       </w:r>
     </w:p>
     <w:bookmarkEnd w:id="14"/>
@@ -3399,13 +3745,13 @@
       </w:r>
     </w:p>
     <w:bookmarkEnd w:id="15"/>
-    <w:bookmarkStart w:id="16" w:name="invariants"/>
+    <w:bookmarkStart w:id="16" w:name="the-addendum-in-one-paragraph"/>
     <w:p>
       <w:pPr>
         <w:pStyle w:val="Heading1"/>
       </w:pPr>
       <w:r>
-        <w:t xml:space="preserve">Invariants</w:t>
+        <w:t xml:space="preserve">The addendum, in one paragraph</w:t>
       </w:r>
     </w:p>
     <w:p>
@@ -3413,139 +3759,425 @@
         <w:pStyle w:val="FirstParagraph"/>
       </w:pPr>
       <w:r>
-        <w:t xml:space="preserve">Across all eighteen finals:</w:t>
-      </w:r>
-      <w:r>
-        <w:t xml:space="preserve"> </w:t>
-      </w:r>
-      <w:r>
-        <w:rPr>
-          <w:rStyle w:val="VerbatimChar"/>
-        </w:rPr>
-        <w:t xml:space="preserve">L#</w:t>
-      </w:r>
-      <w:r>
-        <w:t xml:space="preserve"> </w:t>
-      </w:r>
-      <w:r>
-        <w:rPr>
-          <w:b/>
-          <w:bCs/>
-        </w:rPr>
-        <w:t xml:space="preserve">0</w:t>
-      </w:r>
-      <w:r>
-        <w:t xml:space="preserve"> </w:t>
-      </w:r>
-      <w:r>
-        <w:t xml:space="preserve">·</w:t>
-      </w:r>
-      <w:r>
-        <w:t xml:space="preserve"> </w:t>
-      </w:r>
-      <w:r>
-        <w:rPr>
-          <w:rStyle w:val="VerbatimChar"/>
-        </w:rPr>
-        <w:t xml:space="preserve">Summary</w:t>
-      </w:r>
-      <w:r>
-        <w:t xml:space="preserve"> </w:t>
-      </w:r>
-      <w:r>
-        <w:rPr>
-          <w:b/>
-          <w:bCs/>
-        </w:rPr>
-        <w:t xml:space="preserve">0</w:t>
-      </w:r>
-      <w:r>
-        <w:t xml:space="preserve"> </w:t>
-      </w:r>
-      <w:r>
-        <w:t xml:space="preserve">·</w:t>
-      </w:r>
-      <w:r>
-        <w:t xml:space="preserve"> </w:t>
-      </w:r>
-      <w:r>
-        <w:rPr>
-          <w:rStyle w:val="VerbatimChar"/>
-        </w:rPr>
-        <w:t xml:space="preserve">PREFERRED</w:t>
-      </w:r>
-      <w:r>
-        <w:t xml:space="preserve"> </w:t>
-      </w:r>
-      <w:r>
-        <w:rPr>
-          <w:b/>
-          <w:bCs/>
-        </w:rPr>
-        <w:t xml:space="preserve">0</w:t>
-      </w:r>
-      <w:r>
-        <w:t xml:space="preserve"> </w:t>
-      </w:r>
-      <w:r>
-        <w:t xml:space="preserve">·</w:t>
-      </w:r>
-      <w:r>
-        <w:t xml:space="preserve"> </w:t>
-      </w:r>
-      <w:r>
-        <w:rPr>
-          <w:rStyle w:val="VerbatimChar"/>
-        </w:rPr>
-        <w:t xml:space="preserve">Second pass?</w:t>
-      </w:r>
-      <w:r>
-        <w:t xml:space="preserve"> </w:t>
-      </w:r>
-      <w:r>
-        <w:rPr>
-          <w:b/>
-          <w:bCs/>
-        </w:rPr>
-        <w:t xml:space="preserve">0</w:t>
-      </w:r>
-      <w:r>
-        <w:t xml:space="preserve"> </w:t>
-      </w:r>
-      <w:r>
-        <w:t xml:space="preserve">· after the audit identifier</w:t>
-      </w:r>
-      <w:r>
-        <w:t xml:space="preserve"> </w:t>
-      </w:r>
-      <w:r>
-        <w:rPr>
-          <w:b/>
-          <w:bCs/>
-        </w:rPr>
-        <w:t xml:space="preserve">empty</w:t>
-      </w:r>
-      <w:r>
-        <w:t xml:space="preserve"> </w:t>
-      </w:r>
-      <w:r>
-        <w:t xml:space="preserve">· every E2 pass 1 an</w:t>
-      </w:r>
-      <w:r>
-        <w:t xml:space="preserve"> </w:t>
-      </w:r>
-      <w:r>
-        <w:t xml:space="preserve">evaluation · every E2 pass 2 a full output · header present on all nine measured</w:t>
-      </w:r>
-      <w:r>
-        <w:t xml:space="preserve"> </w:t>
-      </w:r>
-      <w:r>
-        <w:t xml:space="preserve">fixtures in both runs.</w:t>
+        <w:rPr>
+          <w:rStyle w:val="VerbatimChar"/>
+        </w:rPr>
+        <w:t xml:space="preserve">RATIFY-INTAKE-FIX-03.md</w:t>
+      </w:r>
+      <w:r>
+        <w:t xml:space="preserve"> </w:t>
+      </w:r>
+      <w:r>
+        <w:t xml:space="preserve">traced the F9/F10 withholding to a validator that</w:t>
+      </w:r>
+      <w:r>
+        <w:t xml:space="preserve"> </w:t>
+      </w:r>
+      <w:r>
+        <w:t xml:space="preserve">answered</w:t>
+      </w:r>
+      <w:r>
+        <w:t xml:space="preserve"> </w:t>
+      </w:r>
+      <w:r>
+        <w:rPr>
+          <w:i/>
+          <w:iCs/>
+        </w:rPr>
+        <w:t xml:space="preserve">is there enough text?</w:t>
+      </w:r>
+      <w:r>
+        <w:t xml:space="preserve"> </w:t>
+      </w:r>
+      <w:r>
+        <w:t xml:space="preserve">when the question was</w:t>
+      </w:r>
+      <w:r>
+        <w:t xml:space="preserve"> </w:t>
+      </w:r>
+      <w:r>
+        <w:rPr>
+          <w:i/>
+          <w:iCs/>
+        </w:rPr>
+        <w:t xml:space="preserve">did extraction lose</w:t>
+      </w:r>
+      <w:r>
+        <w:rPr>
+          <w:i/>
+          <w:iCs/>
+        </w:rPr>
+        <w:t xml:space="preserve"> </w:t>
+      </w:r>
+      <w:r>
+        <w:rPr>
+          <w:i/>
+          <w:iCs/>
+        </w:rPr>
+        <w:t xml:space="preserve">text?</w:t>
+      </w:r>
+      <w:r>
+        <w:t xml:space="preserve"> </w:t>
+      </w:r>
+      <w:r>
+        <w:t xml:space="preserve">— a 500-character floor with no derivation, running on</w:t>
+      </w:r>
+      <w:r>
+        <w:t xml:space="preserve"> </w:t>
+      </w:r>
+      <w:r>
+        <w:rPr>
+          <w:rStyle w:val="VerbatimChar"/>
+        </w:rPr>
+        <w:t xml:space="preserve">.docx</w:t>
+      </w:r>
+      <w:r>
+        <w:t xml:space="preserve"> </w:t>
+      </w:r>
+      <w:r>
+        <w:t xml:space="preserve">where the</w:t>
+      </w:r>
+      <w:r>
+        <w:t xml:space="preserve"> </w:t>
+      </w:r>
+      <w:r>
+        <w:t xml:space="preserve">failure it hunts cannot occur, and welded to a consequence: any failed validator</w:t>
+      </w:r>
+      <w:r>
+        <w:t xml:space="preserve"> </w:t>
+      </w:r>
+      <w:r>
+        <w:t xml:space="preserve">meant no evaluation. The fix removes the floor, makes V-X1 test for a PDF page</w:t>
+      </w:r>
+      <w:r>
+        <w:t xml:space="preserve"> </w:t>
+      </w:r>
+      <w:r>
+        <w:t xml:space="preserve">carrying image objects with no text layer, adds an</w:t>
+      </w:r>
+      <w:r>
+        <w:t xml:space="preserve"> </w:t>
+      </w:r>
+      <w:r>
+        <w:rPr>
+          <w:rStyle w:val="VerbatimChar"/>
+        </w:rPr>
+        <w:t xml:space="preserve">unreadable</w:t>
+      </w:r>
+      <w:r>
+        <w:t xml:space="preserve"> </w:t>
+      </w:r>
+      <w:r>
+        <w:t xml:space="preserve">status for</w:t>
+      </w:r>
+      <w:r>
+        <w:t xml:space="preserve"> </w:t>
+      </w:r>
+      <w:r>
+        <w:t xml:space="preserve">documents from which nothing was extracted, and lets</w:t>
+      </w:r>
+      <w:r>
+        <w:t xml:space="preserve"> </w:t>
+      </w:r>
+      <w:r>
+        <w:rPr>
+          <w:rStyle w:val="VerbatimChar"/>
+        </w:rPr>
+        <w:t xml:space="preserve">run.py</w:t>
+      </w:r>
+      <w:r>
+        <w:t xml:space="preserve"> </w:t>
+      </w:r>
+      <w:r>
+        <w:t xml:space="preserve">evaluate a</w:t>
+      </w:r>
+      <w:r>
+        <w:t xml:space="preserve"> </w:t>
+      </w:r>
+      <w:r>
+        <w:rPr>
+          <w:rStyle w:val="VerbatimChar"/>
+        </w:rPr>
+        <w:t xml:space="preserve">degraded</w:t>
+      </w:r>
+      <w:r>
+        <w:t xml:space="preserve"> </w:t>
+      </w:r>
+      <w:r>
+        <w:t xml:space="preserve">document with the failed validator recorded rather than withhold it.</w:t>
+      </w:r>
+      <w:r>
+        <w:t xml:space="preserve"> </w:t>
+      </w:r>
+      <w:r>
+        <w:t xml:space="preserve">Installed, hash-verified, both files compile. F9 and F10 now read</w:t>
+      </w:r>
+      <w:r>
+        <w:t xml:space="preserve"> </w:t>
+      </w:r>
+      <w:r>
+        <w:rPr>
+          <w:rStyle w:val="VerbatimChar"/>
+        </w:rPr>
+        <w:t xml:space="preserve">ok</w:t>
+      </w:r>
+      <w:r>
+        <w:t xml:space="preserve"> </w:t>
+      </w:r>
+      <w:r>
+        <w:t xml:space="preserve">with</w:t>
+      </w:r>
+      <w:r>
+        <w:t xml:space="preserve"> </w:t>
+      </w:r>
+      <w:r>
+        <w:t xml:space="preserve">V-X1</w:t>
+      </w:r>
+      <w:r>
+        <w:t xml:space="preserve"> </w:t>
+      </w:r>
+      <w:r>
+        <w:rPr>
+          <w:rStyle w:val="VerbatimChar"/>
+        </w:rPr>
+        <w:t xml:space="preserve">text extracted</w:t>
+      </w:r>
+      <w:r>
+        <w:t xml:space="preserve"> </w:t>
+      </w:r>
+      <w:r>
+        <w:t xml:space="preserve">and the same</w:t>
+      </w:r>
+      <w:r>
+        <w:t xml:space="preserve"> </w:t>
+      </w:r>
+      <w:r>
+        <w:rPr>
+          <w:rStyle w:val="VerbatimChar"/>
+        </w:rPr>
+        <w:t xml:space="preserve">per_page_chars</w:t>
+      </w:r>
+      <w:r>
+        <w:t xml:space="preserve"> </w:t>
+      </w:r>
+      <w:r>
+        <w:rPr>
+          <w:rStyle w:val="VerbatimChar"/>
+        </w:rPr>
+        <w:t xml:space="preserve">[328]</w:t>
+      </w:r>
+      <w:r>
+        <w:t xml:space="preserve"> </w:t>
+      </w:r>
+      <w:r>
+        <w:t xml:space="preserve">and</w:t>
+      </w:r>
+      <w:r>
+        <w:t xml:space="preserve"> </w:t>
+      </w:r>
+      <w:r>
+        <w:rPr>
+          <w:rStyle w:val="VerbatimChar"/>
+        </w:rPr>
+        <w:t xml:space="preserve">[480]</w:t>
+      </w:r>
+      <w:r>
+        <w:t xml:space="preserve"> </w:t>
+      </w:r>
+      <w:r>
+        <w:t xml:space="preserve">as</w:t>
+      </w:r>
+      <w:r>
+        <w:t xml:space="preserve"> </w:t>
+      </w:r>
+      <w:r>
+        <w:t xml:space="preserve">before — the documents did not change, the question did. Both then returned</w:t>
+      </w:r>
+      <w:r>
+        <w:t xml:space="preserve"> </w:t>
+      </w:r>
+      <w:r>
+        <w:rPr>
+          <w:rStyle w:val="VerbatimChar"/>
+        </w:rPr>
+        <w:t xml:space="preserve">Advance</w:t>
+      </w:r>
+      <w:r>
+        <w:t xml:space="preserve"> </w:t>
+      </w:r>
+      <w:r>
+        <w:t xml:space="preserve">in both runs. Neither new</w:t>
+      </w:r>
+      <w:r>
+        <w:t xml:space="preserve"> </w:t>
+      </w:r>
+      <w:r>
+        <w:rPr>
+          <w:rStyle w:val="VerbatimChar"/>
+        </w:rPr>
+        <w:t xml:space="preserve">run.py</w:t>
+      </w:r>
+      <w:r>
+        <w:t xml:space="preserve"> </w:t>
+      </w:r>
+      <w:r>
+        <w:t xml:space="preserve">branch was exercised by this probe,</w:t>
+      </w:r>
+      <w:r>
+        <w:t xml:space="preserve"> </w:t>
+      </w:r>
+      <w:r>
+        <w:t xml:space="preserve">because neither fixture is degraded any more (§13.7).</w:t>
+      </w:r>
+    </w:p>
+    <w:bookmarkEnd w:id="16"/>
+    <w:bookmarkStart w:id="17" w:name="invariants"/>
+    <w:p>
+      <w:pPr>
+        <w:pStyle w:val="Heading1"/>
+      </w:pPr>
+      <w:r>
+        <w:t xml:space="preserve">Invariants</w:t>
       </w:r>
     </w:p>
     <w:p>
       <w:pPr>
+        <w:pStyle w:val="FirstParagraph"/>
+      </w:pPr>
+      <w:r>
+        <w:t xml:space="preserve">Across all twenty-two finals:</w:t>
+      </w:r>
+      <w:r>
+        <w:t xml:space="preserve"> </w:t>
+      </w:r>
+      <w:r>
+        <w:rPr>
+          <w:rStyle w:val="VerbatimChar"/>
+        </w:rPr>
+        <w:t xml:space="preserve">L#</w:t>
+      </w:r>
+      <w:r>
+        <w:t xml:space="preserve"> </w:t>
+      </w:r>
+      <w:r>
+        <w:rPr>
+          <w:b/>
+          <w:bCs/>
+        </w:rPr>
+        <w:t xml:space="preserve">0</w:t>
+      </w:r>
+      <w:r>
+        <w:t xml:space="preserve"> </w:t>
+      </w:r>
+      <w:r>
+        <w:t xml:space="preserve">·</w:t>
+      </w:r>
+      <w:r>
+        <w:t xml:space="preserve"> </w:t>
+      </w:r>
+      <w:r>
+        <w:rPr>
+          <w:rStyle w:val="VerbatimChar"/>
+        </w:rPr>
+        <w:t xml:space="preserve">Summary</w:t>
+      </w:r>
+      <w:r>
+        <w:t xml:space="preserve"> </w:t>
+      </w:r>
+      <w:r>
+        <w:rPr>
+          <w:b/>
+          <w:bCs/>
+        </w:rPr>
+        <w:t xml:space="preserve">0</w:t>
+      </w:r>
+      <w:r>
+        <w:t xml:space="preserve"> </w:t>
+      </w:r>
+      <w:r>
+        <w:t xml:space="preserve">·</w:t>
+      </w:r>
+      <w:r>
+        <w:t xml:space="preserve"> </w:t>
+      </w:r>
+      <w:r>
+        <w:rPr>
+          <w:rStyle w:val="VerbatimChar"/>
+        </w:rPr>
+        <w:t xml:space="preserve">PREFERRED</w:t>
+      </w:r>
+      <w:r>
+        <w:t xml:space="preserve"> </w:t>
+      </w:r>
+      <w:r>
+        <w:rPr>
+          <w:b/>
+          <w:bCs/>
+        </w:rPr>
+        <w:t xml:space="preserve">0</w:t>
+      </w:r>
+      <w:r>
+        <w:t xml:space="preserve"> </w:t>
+      </w:r>
+      <w:r>
+        <w:t xml:space="preserve">·</w:t>
+      </w:r>
+      <w:r>
+        <w:t xml:space="preserve"> </w:t>
+      </w:r>
+      <w:r>
+        <w:rPr>
+          <w:rStyle w:val="VerbatimChar"/>
+        </w:rPr>
+        <w:t xml:space="preserve">Second pass?</w:t>
+      </w:r>
+      <w:r>
+        <w:t xml:space="preserve"> </w:t>
+      </w:r>
+      <w:r>
+        <w:rPr>
+          <w:b/>
+          <w:bCs/>
+        </w:rPr>
+        <w:t xml:space="preserve">0</w:t>
+      </w:r>
+      <w:r>
+        <w:t xml:space="preserve"> </w:t>
+      </w:r>
+      <w:r>
+        <w:t xml:space="preserve">· after the audit identifier</w:t>
+      </w:r>
+      <w:r>
+        <w:t xml:space="preserve"> </w:t>
+      </w:r>
+      <w:r>
+        <w:rPr>
+          <w:b/>
+          <w:bCs/>
+        </w:rPr>
+        <w:t xml:space="preserve">empty</w:t>
+      </w:r>
+      <w:r>
+        <w:t xml:space="preserve"> </w:t>
+      </w:r>
+      <w:r>
+        <w:t xml:space="preserve">· every E2 pass 1 an</w:t>
+      </w:r>
+      <w:r>
+        <w:t xml:space="preserve"> </w:t>
+      </w:r>
+      <w:r>
+        <w:t xml:space="preserve">evaluation · every E2 pass 2 a full output · header present on every evaluated</w:t>
+      </w:r>
+      <w:r>
+        <w:t xml:space="preserve"> </w:t>
+      </w:r>
+      <w:r>
+        <w:t xml:space="preserve">fixture in every run.</w:t>
+      </w:r>
+    </w:p>
+    <w:p>
+      <w:pPr>
         <w:pStyle w:val="BodyText"/>
       </w:pPr>
       <w:r>
@@ -3706,7 +4338,7 @@
         <w:t xml:space="preserve">0 hits</w:t>
       </w:r>
       <w:r>
-        <w:t xml:space="preserve">. City grep across all eighteen finals —</w:t>
+        <w:t xml:space="preserve">. City grep across all twenty-two finals —</w:t>
       </w:r>
       <w:r>
         <w:t xml:space="preserve"> </w:t>
@@ -3782,8 +4414,8 @@
         <w:t xml:space="preserve">.</w:t>
       </w:r>
     </w:p>
-    <w:bookmarkEnd w:id="16"/>
-    <w:bookmarkStart w:id="17" w:name="calls-and-tokens"/>
+    <w:bookmarkEnd w:id="17"/>
+    <w:bookmarkStart w:id="18" w:name="calls-and-tokens"/>
     <w:p>
       <w:pPr>
         <w:pStyle w:val="Heading1"/>
@@ -3802,12 +4434,11 @@
       <w:tblGrid>
         <w:gridCol w:w="355"/>
         <w:gridCol w:w="978"/>
-        <w:gridCol w:w="800"/>
-        <w:gridCol w:w="2135"/>
-        <w:gridCol w:w="622"/>
-        <w:gridCol w:w="889"/>
-        <w:gridCol w:w="1245"/>
-        <w:gridCol w:w="889"/>
+        <w:gridCol w:w="978"/>
+        <w:gridCol w:w="711"/>
+        <w:gridCol w:w="1601"/>
+        <w:gridCol w:w="1779"/>
+        <w:gridCol w:w="1512"/>
       </w:tblGrid>
       <w:tr>
         <w:trPr>
@@ -3831,6 +4462,17 @@
               <w:pStyle w:val="Compact"/>
             </w:pPr>
             <w:r>
+              <w:t xml:space="preserve">fixtures</w:t>
+            </w:r>
+          </w:p>
+        </w:tc>
+        <w:tc>
+          <w:tcPr/>
+          <w:p>
+            <w:pPr>
+              <w:pStyle w:val="Compact"/>
+            </w:pPr>
+            <w:r>
               <w:t xml:space="preserve">attempts</w:t>
             </w:r>
           </w:p>
@@ -3853,51 +4495,29 @@
               <w:pStyle w:val="Compact"/>
             </w:pPr>
             <w:r>
-              <w:t xml:space="preserve">model</w:t>
-            </w:r>
-          </w:p>
-        </w:tc>
-        <w:tc>
-          <w:tcPr/>
-          <w:p>
-            <w:pPr>
-              <w:pStyle w:val="Compact"/>
-            </w:pPr>
-            <w:r>
-              <w:t xml:space="preserve">calls</w:t>
-            </w:r>
-          </w:p>
-        </w:tc>
-        <w:tc>
-          <w:tcPr/>
-          <w:p>
-            <w:pPr>
-              <w:pStyle w:val="Compact"/>
-            </w:pPr>
-            <w:r>
-              <w:t xml:space="preserve">prompt</w:t>
-            </w:r>
-          </w:p>
-        </w:tc>
-        <w:tc>
-          <w:tcPr/>
-          <w:p>
-            <w:pPr>
-              <w:pStyle w:val="Compact"/>
-            </w:pPr>
-            <w:r>
-              <w:t xml:space="preserve">completion</w:t>
-            </w:r>
-          </w:p>
-        </w:tc>
-        <w:tc>
-          <w:tcPr/>
-          <w:p>
-            <w:pPr>
-              <w:pStyle w:val="Compact"/>
-            </w:pPr>
-            <w:r>
-              <w:t xml:space="preserve">total</w:t>
+              <w:t xml:space="preserve">gpt-5.1 calls</w:t>
+            </w:r>
+          </w:p>
+        </w:tc>
+        <w:tc>
+          <w:tcPr/>
+          <w:p>
+            <w:pPr>
+              <w:pStyle w:val="Compact"/>
+            </w:pPr>
+            <w:r>
+              <w:t xml:space="preserve">deepseek calls</w:t>
+            </w:r>
+          </w:p>
+        </w:tc>
+        <w:tc>
+          <w:tcPr/>
+          <w:p>
+            <w:pPr>
+              <w:pStyle w:val="Compact"/>
+            </w:pPr>
+            <w:r>
+              <w:t xml:space="preserve">total tokens</w:t>
             </w:r>
           </w:p>
         </w:tc>
@@ -3921,6 +4541,17 @@
               <w:pStyle w:val="Compact"/>
             </w:pPr>
             <w:r>
+              <w:t xml:space="preserve">eleven</w:t>
+            </w:r>
+          </w:p>
+        </w:tc>
+        <w:tc>
+          <w:tcPr/>
+          <w:p>
+            <w:pPr>
+              <w:pStyle w:val="Compact"/>
+            </w:pPr>
+            <w:r>
               <w:t xml:space="preserve">38</w:t>
             </w:r>
           </w:p>
@@ -3943,17 +4574,6 @@
               <w:pStyle w:val="Compact"/>
             </w:pPr>
             <w:r>
-              <w:t xml:space="preserve">gpt-5.1</w:t>
-            </w:r>
-          </w:p>
-        </w:tc>
-        <w:tc>
-          <w:tcPr/>
-          <w:p>
-            <w:pPr>
-              <w:pStyle w:val="Compact"/>
-            </w:pPr>
-            <w:r>
               <w:t xml:space="preserve">20</w:t>
             </w:r>
           </w:p>
@@ -3965,29 +4585,18 @@
               <w:pStyle w:val="Compact"/>
             </w:pPr>
             <w:r>
-              <w:t xml:space="preserve">139,079</w:t>
-            </w:r>
-          </w:p>
-        </w:tc>
-        <w:tc>
-          <w:tcPr/>
-          <w:p>
-            <w:pPr>
-              <w:pStyle w:val="Compact"/>
-            </w:pPr>
-            <w:r>
-              <w:t xml:space="preserve">49,555</w:t>
-            </w:r>
-          </w:p>
-        </w:tc>
-        <w:tc>
-          <w:tcPr/>
-          <w:p>
-            <w:pPr>
-              <w:pStyle w:val="Compact"/>
-            </w:pPr>
-            <w:r>
-              <w:t xml:space="preserve">188,634</w:t>
+              <w:t xml:space="preserve">18</w:t>
+            </w:r>
+          </w:p>
+        </w:tc>
+        <w:tc>
+          <w:tcPr/>
+          <w:p>
+            <w:pPr>
+              <w:pStyle w:val="Compact"/>
+            </w:pPr>
+            <w:r>
+              <w:t xml:space="preserve">424,856</w:t>
             </w:r>
           </w:p>
         </w:tc>
@@ -4000,34 +4609,40 @@
               <w:pStyle w:val="Compact"/>
             </w:pPr>
             <w:r>
-              <w:t xml:space="preserve">A</w:t>
-            </w:r>
-          </w:p>
-        </w:tc>
-        <w:tc>
-          <w:tcPr/>
-          <w:p>
-            <w:pPr>
-              <w:pStyle w:val="Compact"/>
-            </w:pPr>
-          </w:p>
-        </w:tc>
-        <w:tc>
-          <w:tcPr/>
-          <w:p>
-            <w:pPr>
-              <w:pStyle w:val="Compact"/>
-            </w:pPr>
-          </w:p>
-        </w:tc>
-        <w:tc>
-          <w:tcPr/>
-          <w:p>
-            <w:pPr>
-              <w:pStyle w:val="Compact"/>
-            </w:pPr>
-            <w:r>
-              <w:t xml:space="preserve">deepseek-v4-flash</w:t>
+              <w:t xml:space="preserve">B</w:t>
+            </w:r>
+          </w:p>
+        </w:tc>
+        <w:tc>
+          <w:tcPr/>
+          <w:p>
+            <w:pPr>
+              <w:pStyle w:val="Compact"/>
+            </w:pPr>
+            <w:r>
+              <w:t xml:space="preserve">eleven</w:t>
+            </w:r>
+          </w:p>
+        </w:tc>
+        <w:tc>
+          <w:tcPr/>
+          <w:p>
+            <w:pPr>
+              <w:pStyle w:val="Compact"/>
+            </w:pPr>
+            <w:r>
+              <w:t xml:space="preserve">36</w:t>
+            </w:r>
+          </w:p>
+        </w:tc>
+        <w:tc>
+          <w:tcPr/>
+          <w:p>
+            <w:pPr>
+              <w:pStyle w:val="Compact"/>
+            </w:pPr>
+            <w:r>
+              <w:t xml:space="preserve">0</w:t>
             </w:r>
           </w:p>
         </w:tc>
@@ -4049,29 +4664,18 @@
               <w:pStyle w:val="Compact"/>
             </w:pPr>
             <w:r>
-              <w:t xml:space="preserve">136,231</w:t>
-            </w:r>
-          </w:p>
-        </w:tc>
-        <w:tc>
-          <w:tcPr/>
-          <w:p>
-            <w:pPr>
-              <w:pStyle w:val="Compact"/>
-            </w:pPr>
-            <w:r>
-              <w:t xml:space="preserve">99,991</w:t>
-            </w:r>
-          </w:p>
-        </w:tc>
-        <w:tc>
-          <w:tcPr/>
-          <w:p>
-            <w:pPr>
-              <w:pStyle w:val="Compact"/>
-            </w:pPr>
-            <w:r>
-              <w:t xml:space="preserve">236,222</w:t>
+              <w:t xml:space="preserve">18</w:t>
+            </w:r>
+          </w:p>
+        </w:tc>
+        <w:tc>
+          <w:tcPr/>
+          <w:p>
+            <w:pPr>
+              <w:pStyle w:val="Compact"/>
+            </w:pPr>
+            <w:r>
+              <w:t xml:space="preserve">427,935</w:t>
             </w:r>
           </w:p>
         </w:tc>
@@ -4084,18 +4688,29 @@
               <w:pStyle w:val="Compact"/>
             </w:pPr>
             <w:r>
-              <w:t xml:space="preserve">B</w:t>
-            </w:r>
-          </w:p>
-        </w:tc>
-        <w:tc>
-          <w:tcPr/>
-          <w:p>
-            <w:pPr>
-              <w:pStyle w:val="Compact"/>
-            </w:pPr>
-            <w:r>
-              <w:t xml:space="preserve">36</w:t>
+              <w:t xml:space="preserve">C</w:t>
+            </w:r>
+          </w:p>
+        </w:tc>
+        <w:tc>
+          <w:tcPr/>
+          <w:p>
+            <w:pPr>
+              <w:pStyle w:val="Compact"/>
+            </w:pPr>
+            <w:r>
+              <w:t xml:space="preserve">F9, F10</w:t>
+            </w:r>
+          </w:p>
+        </w:tc>
+        <w:tc>
+          <w:tcPr/>
+          <w:p>
+            <w:pPr>
+              <w:pStyle w:val="Compact"/>
+            </w:pPr>
+            <w:r>
+              <w:t xml:space="preserve">8</w:t>
             </w:r>
           </w:p>
         </w:tc>
@@ -4117,51 +4732,29 @@
               <w:pStyle w:val="Compact"/>
             </w:pPr>
             <w:r>
-              <w:t xml:space="preserve">gpt-5.1</w:t>
-            </w:r>
-          </w:p>
-        </w:tc>
-        <w:tc>
-          <w:tcPr/>
-          <w:p>
-            <w:pPr>
-              <w:pStyle w:val="Compact"/>
-            </w:pPr>
-            <w:r>
-              <w:t xml:space="preserve">18</w:t>
-            </w:r>
-          </w:p>
-        </w:tc>
-        <w:tc>
-          <w:tcPr/>
-          <w:p>
-            <w:pPr>
-              <w:pStyle w:val="Compact"/>
-            </w:pPr>
-            <w:r>
-              <w:t xml:space="preserve">127,110</w:t>
-            </w:r>
-          </w:p>
-        </w:tc>
-        <w:tc>
-          <w:tcPr/>
-          <w:p>
-            <w:pPr>
-              <w:pStyle w:val="Compact"/>
-            </w:pPr>
-            <w:r>
-              <w:t xml:space="preserve">47,942</w:t>
-            </w:r>
-          </w:p>
-        </w:tc>
-        <w:tc>
-          <w:tcPr/>
-          <w:p>
-            <w:pPr>
-              <w:pStyle w:val="Compact"/>
-            </w:pPr>
-            <w:r>
-              <w:t xml:space="preserve">175,052</w:t>
+              <w:t xml:space="preserve">4</w:t>
+            </w:r>
+          </w:p>
+        </w:tc>
+        <w:tc>
+          <w:tcPr/>
+          <w:p>
+            <w:pPr>
+              <w:pStyle w:val="Compact"/>
+            </w:pPr>
+            <w:r>
+              <w:t xml:space="preserve">4</w:t>
+            </w:r>
+          </w:p>
+        </w:tc>
+        <w:tc>
+          <w:tcPr/>
+          <w:p>
+            <w:pPr>
+              <w:pStyle w:val="Compact"/>
+            </w:pPr>
+            <w:r>
+              <w:t xml:space="preserve">66,606</w:t>
             </w:r>
           </w:p>
         </w:tc>
@@ -4174,78 +4767,73 @@
               <w:pStyle w:val="Compact"/>
             </w:pPr>
             <w:r>
-              <w:t xml:space="preserve">B</w:t>
-            </w:r>
-          </w:p>
-        </w:tc>
-        <w:tc>
-          <w:tcPr/>
-          <w:p>
-            <w:pPr>
-              <w:pStyle w:val="Compact"/>
-            </w:pPr>
-          </w:p>
-        </w:tc>
-        <w:tc>
-          <w:tcPr/>
-          <w:p>
-            <w:pPr>
-              <w:pStyle w:val="Compact"/>
-            </w:pPr>
-          </w:p>
-        </w:tc>
-        <w:tc>
-          <w:tcPr/>
-          <w:p>
-            <w:pPr>
-              <w:pStyle w:val="Compact"/>
-            </w:pPr>
-            <w:r>
-              <w:t xml:space="preserve">deepseek-v4-flash</w:t>
-            </w:r>
-          </w:p>
-        </w:tc>
-        <w:tc>
-          <w:tcPr/>
-          <w:p>
-            <w:pPr>
-              <w:pStyle w:val="Compact"/>
-            </w:pPr>
-            <w:r>
-              <w:t xml:space="preserve">18</w:t>
-            </w:r>
-          </w:p>
-        </w:tc>
-        <w:tc>
-          <w:tcPr/>
-          <w:p>
-            <w:pPr>
-              <w:pStyle w:val="Compact"/>
-            </w:pPr>
-            <w:r>
-              <w:t xml:space="preserve">136,316</w:t>
-            </w:r>
-          </w:p>
-        </w:tc>
-        <w:tc>
-          <w:tcPr/>
-          <w:p>
-            <w:pPr>
-              <w:pStyle w:val="Compact"/>
-            </w:pPr>
-            <w:r>
-              <w:t xml:space="preserve">116,567</w:t>
-            </w:r>
-          </w:p>
-        </w:tc>
-        <w:tc>
-          <w:tcPr/>
-          <w:p>
-            <w:pPr>
-              <w:pStyle w:val="Compact"/>
-            </w:pPr>
-            <w:r>
-              <w:t xml:space="preserve">252,883</w:t>
+              <w:t xml:space="preserve">D</w:t>
+            </w:r>
+          </w:p>
+        </w:tc>
+        <w:tc>
+          <w:tcPr/>
+          <w:p>
+            <w:pPr>
+              <w:pStyle w:val="Compact"/>
+            </w:pPr>
+            <w:r>
+              <w:t xml:space="preserve">F9, F10</w:t>
+            </w:r>
+          </w:p>
+        </w:tc>
+        <w:tc>
+          <w:tcPr/>
+          <w:p>
+            <w:pPr>
+              <w:pStyle w:val="Compact"/>
+            </w:pPr>
+            <w:r>
+              <w:t xml:space="preserve">8</w:t>
+            </w:r>
+          </w:p>
+        </w:tc>
+        <w:tc>
+          <w:tcPr/>
+          <w:p>
+            <w:pPr>
+              <w:pStyle w:val="Compact"/>
+            </w:pPr>
+            <w:r>
+              <w:t xml:space="preserve">0</w:t>
+            </w:r>
+          </w:p>
+        </w:tc>
+        <w:tc>
+          <w:tcPr/>
+          <w:p>
+            <w:pPr>
+              <w:pStyle w:val="Compact"/>
+            </w:pPr>
+            <w:r>
+              <w:t xml:space="preserve">4</w:t>
+            </w:r>
+          </w:p>
+        </w:tc>
+        <w:tc>
+          <w:tcPr/>
+          <w:p>
+            <w:pPr>
+              <w:pStyle w:val="Compact"/>
+            </w:pPr>
+            <w:r>
+              <w:t xml:space="preserve">4</w:t>
+            </w:r>
+          </w:p>
+        </w:tc>
+        <w:tc>
+          <w:tcPr/>
+          <w:p>
+            <w:pPr>
+              <w:pStyle w:val="Compact"/>
+            </w:pPr>
+            <w:r>
+              <w:t xml:space="preserve">69,492</w:t>
             </w:r>
           </w:p>
         </w:tc>
@@ -4256,23 +4844,38 @@
         <w:pStyle w:val="BodyText"/>
       </w:pPr>
       <w:r>
-        <w:t xml:space="preserve">74 calls against the brief’s ≈134. The shortfall is the two withheld fixtures —</w:t>
-      </w:r>
-      <w:r>
-        <w:t xml:space="preserve"> </w:t>
-      </w:r>
-      <w:r>
-        <w:t xml:space="preserve">16 calls never made — plus the brief’s own arithmetic: eleven candidates at two</w:t>
-      </w:r>
-      <w:r>
-        <w:t xml:space="preserve"> </w:t>
-      </w:r>
-      <w:r>
-        <w:t xml:space="preserve">E1 and two E2 calls each is 44 engine calls per run, not 66.</w:t>
+        <w:t xml:space="preserve">90 calls in total. Run A extracted the requirement set fresh (2 calls); B, C and</w:t>
+      </w:r>
+      <w:r>
+        <w:t xml:space="preserve"> </w:t>
+      </w:r>
+      <w:r>
+        <w:t xml:space="preserve">D all cache-hit it on the same key, and all four runs’</w:t>
+      </w:r>
+      <w:r>
+        <w:t xml:space="preserve"> </w:t>
+      </w:r>
+      <w:r>
+        <w:rPr>
+          <w:rStyle w:val="VerbatimChar"/>
+        </w:rPr>
+        <w:t xml:space="preserve">requirement_set.txt</w:t>
+      </w:r>
+      <w:r>
+        <w:t xml:space="preserve"> </w:t>
+      </w:r>
+      <w:r>
+        <w:t xml:space="preserve">is</w:t>
+      </w:r>
+      <w:r>
+        <w:t xml:space="preserve"> </w:t>
+      </w:r>
+      <w:r>
+        <w:t xml:space="preserve">byte-identical.</w:t>
       </w:r>
     </w:p>
-    <w:bookmarkEnd w:id="17"/>
-    <w:bookmarkStart w:id="18" w:name="three-deviations-recorded-not-corrected"/>
+    <w:bookmarkEnd w:id="18"/>
+    <w:bookmarkStart w:id="19" w:name="three-deviations-recorded-not-corrected"/>
     <w:p>
       <w:pPr>
         <w:pStyle w:val="Heading1"/>
@@ -4517,8 +5120,8 @@
         <w:t xml:space="preserve">’s DOCX path requires it.</w:t>
       </w:r>
     </w:p>
-    <w:bookmarkEnd w:id="18"/>
-    <w:bookmarkStart w:id="19" w:name="what-to-read-for-the-working"/>
+    <w:bookmarkEnd w:id="19"/>
+    <w:bookmarkStart w:id="20" w:name="what-to-read-for-the-working"/>
     <w:p>
       <w:pPr>
         <w:pStyle w:val="Heading1"/>
@@ -4541,7 +5144,7 @@
         <w:t xml:space="preserve"> </w:t>
       </w:r>
       <w:r>
-        <w:t xml:space="preserve">— 139 pp, bookmarked. §1 setup and extraction · §2 intake</w:t>
+        <w:t xml:space="preserve">— 148 pp, bookmarked. §1 setup and extraction · §2 intake</w:t>
       </w:r>
       <w:r>
         <w:t xml:space="preserve"> </w:t>
@@ -4559,7 +5162,29 @@
         <w:t xml:space="preserve"> </w:t>
       </w:r>
       <w:r>
-        <w:t xml:space="preserve">§11 every artifact, both passes, all eleven, both runs, verbatim (pp. 69–139).</w:t>
+        <w:t xml:space="preserve">§11 every artifact for runs A and B (pp. 60–128) ·</w:t>
+      </w:r>
+      <w:r>
+        <w:t xml:space="preserve"> </w:t>
+      </w:r>
+      <w:r>
+        <w:rPr>
+          <w:b/>
+          <w:bCs/>
+        </w:rPr>
+        <w:t xml:space="preserve">§13 the addendum</w:t>
+      </w:r>
+      <w:r>
+        <w:t xml:space="preserve"> </w:t>
+      </w:r>
+      <w:r>
+        <w:t xml:space="preserve">(p. 129),</w:t>
+      </w:r>
+      <w:r>
+        <w:t xml:space="preserve"> </w:t>
+      </w:r>
+      <w:r>
+        <w:t xml:space="preserve">including every artifact for runs C and D.</w:t>
       </w:r>
     </w:p>
     <w:p>
@@ -4576,7 +5201,7 @@
         <w:t xml:space="preserve"> </w:t>
       </w:r>
       <w:r>
-        <w:t xml:space="preserve">— both run directories exactly as</w:t>
+        <w:t xml:space="preserve">— all four run directories exactly as</w:t>
       </w:r>
       <w:r>
         <w:t xml:space="preserve"> </w:t>
@@ -4591,13 +5216,19 @@
         <w:t xml:space="preserve"> </w:t>
       </w:r>
       <w:r>
-        <w:t xml:space="preserve">wrote them,</w:t>
-      </w:r>
-      <w:r>
-        <w:t xml:space="preserve"> </w:t>
-      </w:r>
-      <w:r>
-        <w:t xml:space="preserve">the eleven fixtures, the JD as fed to the engines, the frozen requirement set,</w:t>
+        <w:t xml:space="preserve">wrote</w:t>
+      </w:r>
+      <w:r>
+        <w:t xml:space="preserve"> </w:t>
+      </w:r>
+      <w:r>
+        <w:t xml:space="preserve">them, the eleven fixtures, the JD as fed to the engines, the frozen requirement</w:t>
+      </w:r>
+      <w:r>
+        <w:t xml:space="preserve"> </w:t>
+      </w:r>
+      <w:r>
+        <w:t xml:space="preserve">set,</w:t>
       </w:r>
       <w:r>
         <w:t xml:space="preserve"> </w:t>
@@ -4621,10 +5252,37 @@
         <w:t xml:space="preserve">manifest.json</w:t>
       </w:r>
       <w:r>
+        <w:t xml:space="preserve">, and the installed</w:t>
+      </w:r>
+      <w:r>
+        <w:t xml:space="preserve"> </w:t>
+      </w:r>
+      <w:r>
+        <w:rPr>
+          <w:rStyle w:val="VerbatimChar"/>
+        </w:rPr>
+        <w:t xml:space="preserve">intake.py</w:t>
+      </w:r>
+      <w:r>
+        <w:t xml:space="preserve"> </w:t>
+      </w:r>
+      <w:r>
+        <w:t xml:space="preserve">and</w:t>
+      </w:r>
+      <w:r>
+        <w:t xml:space="preserve"> </w:t>
+      </w:r>
+      <w:r>
+        <w:rPr>
+          <w:rStyle w:val="VerbatimChar"/>
+        </w:rPr>
+        <w:t xml:space="preserve">run.py</w:t>
+      </w:r>
+      <w:r>
         <w:t xml:space="preserve">.</w:t>
       </w:r>
     </w:p>
-    <w:bookmarkEnd w:id="19"/>
+    <w:bookmarkEnd w:id="20"/>
     <w:sectPr>
       <w:footerReference r:id="rIdFooter1" w:type="default"/>
       <w:pgSz w:h="16838" w:w="11906"/>
